--- a/Facture_Proforma_OPVN_Concurrent_B.docx
+++ b/Facture_Proforma_OPVN_Concurrent_B.docx
@@ -9,46 +9,73 @@
         <w:tblLook w:firstColumn="1" w:firstRow="1" w:lastColumn="0" w:lastRow="0" w:noHBand="0" w:noVBand="1" w:val="04A0"/>
       </w:tblPr>
       <w:tblGrid>
-        <w:gridCol w:w="5270"/>
-        <w:gridCol w:w="5270"/>
+        <w:gridCol w:w="5213"/>
+        <w:gridCol w:w="5213"/>
       </w:tblGrid>
       <w:tr>
         <w:tc>
           <w:tcPr>
-            <w:tcW w:type="dxa" w:w="5270"/>
+            <w:tcW w:type="dxa" w:w="5213"/>
+            <w:shd w:val="clear" w:fill="7A1C1C"/>
+          </w:tcPr>
+          <w:p>
+            <w:pPr>
+              <w:jc w:val="center"/>
+            </w:pPr>
+            <w:r/>
+            <w:r>
+              <w:rPr>
+                <w:b/>
+                <w:color w:val="FFFFFF"/>
+                <w:sz w:val="52"/>
+              </w:rPr>
+              <w:t>NTP</w:t>
+            </w:r>
+          </w:p>
+          <w:p>
+            <w:pPr>
+              <w:jc w:val="center"/>
+            </w:pPr>
+            <w:r>
+              <w:rPr>
+                <w:b/>
+                <w:color w:val="FFFFFF"/>
+                <w:sz w:val="18"/>
+              </w:rPr>
+              <w:t>NIGER TEXTILE PRO</w:t>
+            </w:r>
+          </w:p>
+        </w:tc>
+        <w:tc>
+          <w:tcPr>
+            <w:tcW w:type="dxa" w:w="5213"/>
           </w:tcPr>
           <w:p>
             <w:pPr>
               <w:jc w:val="left"/>
             </w:pPr>
+            <w:r/>
             <w:r>
+              <w:rPr>
+                <w:b/>
+                <w:color w:val="7A1C1C"/>
+                <w:sz w:val="24"/>
+              </w:rPr>
               <w:t>Niger Textile Pro – NTP</w:t>
               <w:br/>
+            </w:r>
+          </w:p>
+          <w:p>
+            <w:r>
+              <w:rPr>
+                <w:color w:val="444444"/>
+                <w:sz w:val="16"/>
+              </w:rPr>
               <w:t>Habillement professionnel &amp; Broderie</w:t>
               <w:br/>
-              <w:t>Adresse : Avenue de l'Indépendance, Niamey — Tél : +227 96 78 45 12</w:t>
+              <w:t>Avenue de l'Indépendance, Niamey — Tél : +227 96 78 45 12</w:t>
               <w:br/>
-              <w:t>E-mail : contact@ntp-niger.ne — NIF : 38902/R</w:t>
-            </w:r>
-          </w:p>
-        </w:tc>
-        <w:tc>
-          <w:tcPr>
-            <w:tcW w:type="dxa" w:w="5270"/>
-            <w:shd w:val="clear" w:fill="E8F0FE"/>
-          </w:tcPr>
-          <w:p>
-            <w:pPr>
-              <w:jc w:val="right"/>
-            </w:pPr>
-            <w:r>
-              <w:t>FACTURE PROFORMA</w:t>
-              <w:br/>
-              <w:t>N° : PF-2026-0915-007</w:t>
-              <w:br/>
-              <w:t>Date : 15/09/2026</w:t>
-              <w:br/>
-              <w:t>Validité : 15/10/2026 (30 jours)</w:t>
+              <w:t>contact@ntp-niger.ne — NIF : 38902/R — RC : 1234</w:t>
             </w:r>
           </w:p>
         </w:tc>
@@ -62,10 +89,10 @@
       <w:r>
         <w:rPr>
           <w:b/>
-          <w:color w:val="0F2A44"/>
-          <w:sz w:val="30"/>
+          <w:color w:val="7A1C1C"/>
+          <w:sz w:val="28"/>
         </w:rPr>
-        <w:t>FACTURE PROFORMA — TENUES DE TRAVAIL AVEC LOGO OPVN</w:t>
+        <w:t>—  FACTURE PROFORMA  —</w:t>
       </w:r>
     </w:p>
     <w:p>
@@ -74,10 +101,23 @@
       </w:pPr>
       <w:r>
         <w:rPr>
-          <w:color w:val="5A6C7D"/>
-          <w:sz w:val="18"/>
+          <w:i/>
+          <w:color w:val="667085"/>
+          <w:sz w:val="16"/>
         </w:rPr>
-        <w:t>Établie en Francs CFA (FCFA) — Tous les articles avec logo OPVN</w:t>
+        <w:t>N° PF-2026-0915-007  |  Émise le 15/09/2026  |  Valable jusqu'au 15/10/2026  |  Montants en FCFA</w:t>
+      </w:r>
+    </w:p>
+    <w:p>
+      <w:pPr>
+        <w:jc w:val="center"/>
+      </w:pPr>
+      <w:r>
+        <w:rPr>
+          <w:b/>
+          <w:sz w:val="17"/>
+        </w:rPr>
+        <w:t>Client : OPVN — Office des Produits Vivriers du Niger  •  Objet : confection de tenues avec logo OPVN</w:t>
       </w:r>
     </w:p>
     <w:tbl>
@@ -88,37 +128,437 @@
         <w:tblLook w:firstColumn="1" w:firstRow="1" w:lastColumn="0" w:lastRow="0" w:noHBand="0" w:noVBand="1" w:val="04A0"/>
       </w:tblPr>
       <w:tblGrid>
-        <w:gridCol w:w="5270"/>
-        <w:gridCol w:w="5270"/>
+        <w:gridCol w:w="2606"/>
+        <w:gridCol w:w="2606"/>
+        <w:gridCol w:w="2606"/>
+        <w:gridCol w:w="2606"/>
       </w:tblGrid>
       <w:tr>
         <w:tc>
           <w:tcPr>
-            <w:tcW w:type="dxa" w:w="5270"/>
-            <w:shd w:val="clear" w:fill="F2F4F7"/>
+            <w:tcW w:type="dxa" w:w="2606"/>
+            <w:shd w:val="clear" w:fill="7A1C1C"/>
           </w:tcPr>
           <w:p>
+            <w:pPr>
+              <w:jc w:val="center"/>
+            </w:pPr>
+            <w:r/>
             <w:r>
-              <w:t>Client : OPVN</w:t>
-              <w:br/>
-              <w:t>Office des Produits Vivriers du Niger</w:t>
-              <w:br/>
-              <w:t>Niamey — Niger</w:t>
+              <w:rPr>
+                <w:b/>
+                <w:i w:val="0"/>
+                <w:color w:val="FFFFFF"/>
+                <w:sz w:val="17"/>
+              </w:rPr>
+              <w:t>Désignation</w:t>
             </w:r>
           </w:p>
         </w:tc>
         <w:tc>
           <w:tcPr>
-            <w:tcW w:type="dxa" w:w="5270"/>
-            <w:shd w:val="clear" w:fill="F2F4F7"/>
+            <w:tcW w:type="dxa" w:w="2606"/>
+            <w:shd w:val="clear" w:fill="7A1C1C"/>
           </w:tcPr>
           <w:p>
+            <w:pPr>
+              <w:jc w:val="center"/>
+            </w:pPr>
+            <w:r/>
             <w:r>
-              <w:t>Objet : Confection et fourniture de tenues de travail</w:t>
+              <w:rPr>
+                <w:b/>
+                <w:i w:val="0"/>
+                <w:color w:val="FFFFFF"/>
+                <w:sz w:val="17"/>
+              </w:rPr>
+              <w:t>Qté</w:t>
+            </w:r>
+          </w:p>
+        </w:tc>
+        <w:tc>
+          <w:tcPr>
+            <w:tcW w:type="dxa" w:w="2606"/>
+            <w:shd w:val="clear" w:fill="7A1C1C"/>
+          </w:tcPr>
+          <w:p>
+            <w:pPr>
+              <w:jc w:val="center"/>
+            </w:pPr>
+            <w:r/>
+            <w:r>
+              <w:rPr>
+                <w:b/>
+                <w:i w:val="0"/>
+                <w:color w:val="FFFFFF"/>
+                <w:sz w:val="17"/>
+              </w:rPr>
+              <w:t>Prix unit. (FCFA)</w:t>
+            </w:r>
+          </w:p>
+        </w:tc>
+        <w:tc>
+          <w:tcPr>
+            <w:tcW w:type="dxa" w:w="2606"/>
+            <w:shd w:val="clear" w:fill="7A1C1C"/>
+          </w:tcPr>
+          <w:p>
+            <w:pPr>
+              <w:jc w:val="center"/>
+            </w:pPr>
+            <w:r/>
+            <w:r>
+              <w:rPr>
+                <w:b/>
+                <w:i w:val="0"/>
+                <w:color w:val="FFFFFF"/>
+                <w:sz w:val="17"/>
+              </w:rPr>
+              <w:t>Montant (FCFA)</w:t>
+            </w:r>
+          </w:p>
+        </w:tc>
+      </w:tr>
+      <w:tr>
+        <w:tc>
+          <w:tcPr>
+            <w:tcW w:type="dxa" w:w="2606"/>
+            <w:shd w:val="clear" w:fill="FDF5F5"/>
+          </w:tcPr>
+          <w:p>
+            <w:r/>
+            <w:r>
+              <w:rPr>
+                <w:b/>
+                <w:i w:val="0"/>
+                <w:color w:val="1A1A1A"/>
+                <w:sz w:val="16"/>
+              </w:rPr>
+              <w:t>1. Ensemble T-shirt + Pantalon + Casquette avec logo OPVN</w:t>
+            </w:r>
+            <w:r>
+              <w:rPr>
+                <w:sz w:val="15"/>
+              </w:rPr>
               <w:br/>
-              <w:t>Plantons, Manœuvres, Chauffeurs, Gardiens,</w:t>
+              <w:t>Planton : vert + noir + casquette noire | Manœuvre : vert + noir + casquette noire | Chauffeur : orange + noir + casquette noire | Gardiens : bleu marine + noir</w:t>
+            </w:r>
+          </w:p>
+        </w:tc>
+        <w:tc>
+          <w:tcPr>
+            <w:tcW w:type="dxa" w:w="2606"/>
+            <w:shd w:val="clear" w:fill="FDF5F5"/>
+          </w:tcPr>
+          <w:p>
+            <w:pPr>
+              <w:jc w:val="center"/>
+            </w:pPr>
+            <w:r/>
+            <w:r>
+              <w:rPr>
+                <w:b w:val="0"/>
+                <w:i w:val="0"/>
+                <w:sz w:val="18"/>
+              </w:rPr>
+              <w:t>200</w:t>
+            </w:r>
+          </w:p>
+        </w:tc>
+        <w:tc>
+          <w:tcPr>
+            <w:tcW w:type="dxa" w:w="2606"/>
+            <w:shd w:val="clear" w:fill="FDF5F5"/>
+          </w:tcPr>
+          <w:p>
+            <w:pPr>
+              <w:jc w:val="right"/>
+            </w:pPr>
+            <w:r/>
+            <w:r>
+              <w:rPr>
+                <w:b w:val="0"/>
+                <w:i w:val="0"/>
+                <w:sz w:val="18"/>
+              </w:rPr>
+              <w:t>31 500</w:t>
+            </w:r>
+          </w:p>
+        </w:tc>
+        <w:tc>
+          <w:tcPr>
+            <w:tcW w:type="dxa" w:w="2606"/>
+            <w:shd w:val="clear" w:fill="FDF5F5"/>
+          </w:tcPr>
+          <w:p>
+            <w:pPr>
+              <w:jc w:val="right"/>
+            </w:pPr>
+            <w:r/>
+            <w:r>
+              <w:rPr>
+                <w:b/>
+                <w:i w:val="0"/>
+                <w:color w:val="7A1C1C"/>
+                <w:sz w:val="18"/>
+              </w:rPr>
+              <w:t>6 300 000</w:t>
+            </w:r>
+          </w:p>
+        </w:tc>
+      </w:tr>
+      <w:tr>
+        <w:tc>
+          <w:tcPr>
+            <w:tcW w:type="dxa" w:w="2606"/>
+          </w:tcPr>
+          <w:p>
+            <w:r/>
+            <w:r>
+              <w:rPr>
+                <w:b/>
+                <w:i w:val="0"/>
+                <w:color w:val="1A1A1A"/>
+                <w:sz w:val="16"/>
+              </w:rPr>
+              <w:t>2. Contre-veste marron avec logo OPVN</w:t>
+            </w:r>
+            <w:r>
+              <w:rPr>
+                <w:sz w:val="15"/>
+              </w:rPr>
               <w:br/>
-              <w:t>Mécaniciens et Graisseurs — avec logo OPVN</w:t>
+              <w:t>Planton (2ème complet) + Gardiens (2ème complet)</w:t>
+            </w:r>
+          </w:p>
+        </w:tc>
+        <w:tc>
+          <w:tcPr>
+            <w:tcW w:type="dxa" w:w="2606"/>
+          </w:tcPr>
+          <w:p>
+            <w:pPr>
+              <w:jc w:val="center"/>
+            </w:pPr>
+            <w:r/>
+            <w:r>
+              <w:rPr>
+                <w:b w:val="0"/>
+                <w:i w:val="0"/>
+                <w:sz w:val="18"/>
+              </w:rPr>
+              <w:t>108</w:t>
+            </w:r>
+          </w:p>
+        </w:tc>
+        <w:tc>
+          <w:tcPr>
+            <w:tcW w:type="dxa" w:w="2606"/>
+          </w:tcPr>
+          <w:p>
+            <w:pPr>
+              <w:jc w:val="right"/>
+            </w:pPr>
+            <w:r/>
+            <w:r>
+              <w:rPr>
+                <w:b w:val="0"/>
+                <w:i w:val="0"/>
+                <w:sz w:val="18"/>
+              </w:rPr>
+              <w:t>38 000</w:t>
+            </w:r>
+          </w:p>
+        </w:tc>
+        <w:tc>
+          <w:tcPr>
+            <w:tcW w:type="dxa" w:w="2606"/>
+          </w:tcPr>
+          <w:p>
+            <w:pPr>
+              <w:jc w:val="right"/>
+            </w:pPr>
+            <w:r/>
+            <w:r>
+              <w:rPr>
+                <w:b/>
+                <w:i w:val="0"/>
+                <w:color w:val="7A1C1C"/>
+                <w:sz w:val="18"/>
+              </w:rPr>
+              <w:t>4 104 000</w:t>
+            </w:r>
+          </w:p>
+        </w:tc>
+      </w:tr>
+      <w:tr>
+        <w:tc>
+          <w:tcPr>
+            <w:tcW w:type="dxa" w:w="2606"/>
+            <w:shd w:val="clear" w:fill="FDF5F5"/>
+          </w:tcPr>
+          <w:p>
+            <w:r/>
+            <w:r>
+              <w:rPr>
+                <w:b/>
+                <w:i w:val="0"/>
+                <w:color w:val="1A1A1A"/>
+                <w:sz w:val="16"/>
+              </w:rPr>
+              <w:t>3. Bleu de travail mécanicien avec logo OPVN (les deux complets bleus)</w:t>
+            </w:r>
+            <w:r>
+              <w:rPr>
+                <w:sz w:val="15"/>
+              </w:rPr>
+              <w:br/>
+              <w:t>Manœuvre + Mécaniciens</w:t>
+            </w:r>
+          </w:p>
+        </w:tc>
+        <w:tc>
+          <w:tcPr>
+            <w:tcW w:type="dxa" w:w="2606"/>
+            <w:shd w:val="clear" w:fill="FDF5F5"/>
+          </w:tcPr>
+          <w:p>
+            <w:pPr>
+              <w:jc w:val="center"/>
+            </w:pPr>
+            <w:r/>
+            <w:r>
+              <w:rPr>
+                <w:b w:val="0"/>
+                <w:i w:val="0"/>
+                <w:sz w:val="18"/>
+              </w:rPr>
+              <w:t>24</w:t>
+            </w:r>
+          </w:p>
+        </w:tc>
+        <w:tc>
+          <w:tcPr>
+            <w:tcW w:type="dxa" w:w="2606"/>
+            <w:shd w:val="clear" w:fill="FDF5F5"/>
+          </w:tcPr>
+          <w:p>
+            <w:pPr>
+              <w:jc w:val="right"/>
+            </w:pPr>
+            <w:r/>
+            <w:r>
+              <w:rPr>
+                <w:b w:val="0"/>
+                <w:i w:val="0"/>
+                <w:sz w:val="18"/>
+              </w:rPr>
+              <w:t>23 000</w:t>
+            </w:r>
+          </w:p>
+        </w:tc>
+        <w:tc>
+          <w:tcPr>
+            <w:tcW w:type="dxa" w:w="2606"/>
+            <w:shd w:val="clear" w:fill="FDF5F5"/>
+          </w:tcPr>
+          <w:p>
+            <w:pPr>
+              <w:jc w:val="right"/>
+            </w:pPr>
+            <w:r/>
+            <w:r>
+              <w:rPr>
+                <w:b/>
+                <w:i w:val="0"/>
+                <w:color w:val="7A1C1C"/>
+                <w:sz w:val="18"/>
+              </w:rPr>
+              <w:t>552 000</w:t>
+            </w:r>
+          </w:p>
+        </w:tc>
+      </w:tr>
+      <w:tr>
+        <w:tc>
+          <w:tcPr>
+            <w:tcW w:type="dxa" w:w="2606"/>
+          </w:tcPr>
+          <w:p>
+            <w:r/>
+            <w:r>
+              <w:rPr>
+                <w:b/>
+                <w:i w:val="0"/>
+                <w:color w:val="1A1A1A"/>
+                <w:sz w:val="16"/>
+              </w:rPr>
+              <w:t>4. Jalabia kaki / Ensemble à poches avec logo OPVN</w:t>
+            </w:r>
+            <w:r>
+              <w:rPr>
+                <w:sz w:val="15"/>
+              </w:rPr>
+              <w:br/>
+              <w:t>Chauffeurs (jalabia kaki) + Chauffeurs et Graisseurs</w:t>
+            </w:r>
+          </w:p>
+        </w:tc>
+        <w:tc>
+          <w:tcPr>
+            <w:tcW w:type="dxa" w:w="2606"/>
+          </w:tcPr>
+          <w:p>
+            <w:pPr>
+              <w:jc w:val="center"/>
+            </w:pPr>
+            <w:r/>
+            <w:r>
+              <w:rPr>
+                <w:b w:val="0"/>
+                <w:i w:val="0"/>
+                <w:sz w:val="18"/>
+              </w:rPr>
+              <w:t>80</w:t>
+            </w:r>
+          </w:p>
+        </w:tc>
+        <w:tc>
+          <w:tcPr>
+            <w:tcW w:type="dxa" w:w="2606"/>
+          </w:tcPr>
+          <w:p>
+            <w:pPr>
+              <w:jc w:val="right"/>
+            </w:pPr>
+            <w:r/>
+            <w:r>
+              <w:rPr>
+                <w:b w:val="0"/>
+                <w:i w:val="0"/>
+                <w:sz w:val="18"/>
+              </w:rPr>
+              <w:t>30 000</w:t>
+            </w:r>
+          </w:p>
+        </w:tc>
+        <w:tc>
+          <w:tcPr>
+            <w:tcW w:type="dxa" w:w="2606"/>
+          </w:tcPr>
+          <w:p>
+            <w:pPr>
+              <w:jc w:val="right"/>
+            </w:pPr>
+            <w:r/>
+            <w:r>
+              <w:rPr>
+                <w:b/>
+                <w:i w:val="0"/>
+                <w:color w:val="7A1C1C"/>
+                <w:sz w:val="18"/>
+              </w:rPr>
+              <w:t>2 400 000</w:t>
             </w:r>
           </w:p>
         </w:tc>
@@ -133,17 +573,14 @@
         <w:tblLook w:firstColumn="1" w:firstRow="1" w:lastColumn="0" w:lastRow="0" w:noHBand="0" w:noVBand="1" w:val="04A0"/>
       </w:tblPr>
       <w:tblGrid>
-        <w:gridCol w:w="2108"/>
-        <w:gridCol w:w="2108"/>
-        <w:gridCol w:w="2108"/>
-        <w:gridCol w:w="2108"/>
-        <w:gridCol w:w="2108"/>
+        <w:gridCol w:w="5213"/>
+        <w:gridCol w:w="5213"/>
       </w:tblGrid>
       <w:tr>
         <w:tc>
           <w:tcPr>
-            <w:tcW w:type="dxa" w:w="2108"/>
-            <w:shd w:val="clear" w:fill="0F2A44"/>
+            <w:tcW w:type="dxa" w:w="5213"/>
+            <w:shd w:val="clear" w:fill="7A1C1C"/>
           </w:tcPr>
           <w:p>
             <w:pPr>
@@ -153,577 +590,36 @@
             <w:r>
               <w:rPr>
                 <w:b/>
+                <w:i w:val="0"/>
                 <w:color w:val="FFFFFF"/>
-                <w:sz w:val="17"/>
+                <w:sz w:val="18"/>
               </w:rPr>
-              <w:t>N°</w:t>
+              <w:t>TOTAL NET À PAYER : 13 356 000 FCFA</w:t>
+              <w:br/>
+              <w:t>Treize millions trois cent cinquante-six mille francs CFA</w:t>
             </w:r>
           </w:p>
         </w:tc>
         <w:tc>
           <w:tcPr>
-            <w:tcW w:type="dxa" w:w="2108"/>
-            <w:shd w:val="clear" w:fill="0F2A44"/>
+            <w:tcW w:type="dxa" w:w="5213"/>
           </w:tcPr>
           <w:p>
             <w:pPr>
-              <w:jc w:val="center"/>
+              <w:jc w:val="left"/>
             </w:pPr>
             <w:r/>
             <w:r>
               <w:rPr>
-                <w:b/>
-                <w:color w:val="FFFFFF"/>
-                <w:sz w:val="17"/>
+                <w:b w:val="0"/>
+                <w:i w:val="0"/>
+                <w:sz w:val="16"/>
               </w:rPr>
-              <w:t>DÉSIGNATION</w:t>
-            </w:r>
-          </w:p>
-        </w:tc>
-        <w:tc>
-          <w:tcPr>
-            <w:tcW w:type="dxa" w:w="2108"/>
-            <w:shd w:val="clear" w:fill="0F2A44"/>
-          </w:tcPr>
-          <w:p>
-            <w:pPr>
-              <w:jc w:val="center"/>
-            </w:pPr>
-            <w:r/>
-            <w:r>
-              <w:rPr>
-                <w:b/>
-                <w:color w:val="FFFFFF"/>
-                <w:sz w:val="17"/>
-              </w:rPr>
-              <w:t>QTÉ</w:t>
-            </w:r>
-          </w:p>
-        </w:tc>
-        <w:tc>
-          <w:tcPr>
-            <w:tcW w:type="dxa" w:w="2108"/>
-            <w:shd w:val="clear" w:fill="0F2A44"/>
-          </w:tcPr>
-          <w:p>
-            <w:pPr>
-              <w:jc w:val="center"/>
-            </w:pPr>
-            <w:r/>
-            <w:r>
-              <w:rPr>
-                <w:b/>
-                <w:color w:val="FFFFFF"/>
-                <w:sz w:val="17"/>
-              </w:rPr>
-              <w:t>P.U. (FCFA)</w:t>
-            </w:r>
-          </w:p>
-        </w:tc>
-        <w:tc>
-          <w:tcPr>
-            <w:tcW w:type="dxa" w:w="2108"/>
-            <w:shd w:val="clear" w:fill="0F2A44"/>
-          </w:tcPr>
-          <w:p>
-            <w:pPr>
-              <w:jc w:val="center"/>
-            </w:pPr>
-            <w:r/>
-            <w:r>
-              <w:rPr>
-                <w:b/>
-                <w:color w:val="FFFFFF"/>
-                <w:sz w:val="17"/>
-              </w:rPr>
-              <w:t>MONTANT (FCFA)</w:t>
-            </w:r>
-          </w:p>
-        </w:tc>
-      </w:tr>
-      <w:tr>
-        <w:tc>
-          <w:tcPr>
-            <w:tcW w:type="dxa" w:w="2108"/>
-          </w:tcPr>
-          <w:p>
-            <w:pPr>
-              <w:jc w:val="center"/>
-            </w:pPr>
-            <w:r/>
-            <w:r>
-              <w:rPr>
-                <w:sz w:val="17"/>
-              </w:rPr>
-              <w:t>1</w:t>
-            </w:r>
-          </w:p>
-        </w:tc>
-        <w:tc>
-          <w:tcPr>
-            <w:tcW w:type="dxa" w:w="2108"/>
-          </w:tcPr>
-          <w:p>
-            <w:r/>
-            <w:r>
-              <w:rPr>
-                <w:b/>
-                <w:sz w:val="17"/>
-              </w:rPr>
-              <w:t>Ensemble T-shirt + Pantalon + Casquette avec logo OPVN</w:t>
-            </w:r>
-            <w:r>
-              <w:rPr>
-                <w:color w:val="344054"/>
-                <w:sz w:val="15"/>
-              </w:rPr>
+              <w:t>TVA : —</w:t>
               <w:br/>
-              <w:t>Planton : vert + noir + casquette noire | Manœuvre : vert + noir + casquette noire | Chauffeur : orange + noir + casquette noire | Gardiens : bleu marine + noir</w:t>
-            </w:r>
-          </w:p>
-        </w:tc>
-        <w:tc>
-          <w:tcPr>
-            <w:tcW w:type="dxa" w:w="2108"/>
-          </w:tcPr>
-          <w:p>
-            <w:pPr>
-              <w:jc w:val="center"/>
-            </w:pPr>
-            <w:r/>
-            <w:r>
-              <w:rPr>
-                <w:sz w:val="17"/>
-              </w:rPr>
-              <w:t>200</w:t>
-            </w:r>
-          </w:p>
-        </w:tc>
-        <w:tc>
-          <w:tcPr>
-            <w:tcW w:type="dxa" w:w="2108"/>
-          </w:tcPr>
-          <w:p>
-            <w:pPr>
-              <w:jc w:val="right"/>
-            </w:pPr>
-            <w:r/>
-            <w:r>
-              <w:rPr>
-                <w:sz w:val="17"/>
-              </w:rPr>
-              <w:t>31 500</w:t>
-            </w:r>
-          </w:p>
-        </w:tc>
-        <w:tc>
-          <w:tcPr>
-            <w:tcW w:type="dxa" w:w="2108"/>
-          </w:tcPr>
-          <w:p>
-            <w:pPr>
-              <w:jc w:val="right"/>
-            </w:pPr>
-            <w:r/>
-            <w:r>
-              <w:rPr>
-                <w:sz w:val="17"/>
-              </w:rPr>
-              <w:t>6 300 000</w:t>
-            </w:r>
-          </w:p>
-        </w:tc>
-      </w:tr>
-      <w:tr>
-        <w:tc>
-          <w:tcPr>
-            <w:tcW w:type="dxa" w:w="2108"/>
-            <w:shd w:val="clear" w:fill="F8FAFC"/>
-          </w:tcPr>
-          <w:p>
-            <w:pPr>
-              <w:jc w:val="center"/>
-            </w:pPr>
-            <w:r/>
-            <w:r>
-              <w:rPr>
-                <w:sz w:val="17"/>
-              </w:rPr>
-              <w:t>2</w:t>
-            </w:r>
-          </w:p>
-        </w:tc>
-        <w:tc>
-          <w:tcPr>
-            <w:tcW w:type="dxa" w:w="2108"/>
-            <w:shd w:val="clear" w:fill="F8FAFC"/>
-          </w:tcPr>
-          <w:p>
-            <w:r/>
-            <w:r>
-              <w:rPr>
-                <w:b/>
-                <w:sz w:val="17"/>
-              </w:rPr>
-              <w:t>Contre-veste marron avec logo OPVN</w:t>
-            </w:r>
-            <w:r>
-              <w:rPr>
-                <w:color w:val="344054"/>
-                <w:sz w:val="15"/>
-              </w:rPr>
+              <w:t>Paiement : espèces / virement / chèque</w:t>
               <w:br/>
-              <w:t>Planton (2ème complet) + Gardiens (2ème complet)</w:t>
-            </w:r>
-          </w:p>
-        </w:tc>
-        <w:tc>
-          <w:tcPr>
-            <w:tcW w:type="dxa" w:w="2108"/>
-            <w:shd w:val="clear" w:fill="F8FAFC"/>
-          </w:tcPr>
-          <w:p>
-            <w:pPr>
-              <w:jc w:val="center"/>
-            </w:pPr>
-            <w:r/>
-            <w:r>
-              <w:rPr>
-                <w:sz w:val="17"/>
-              </w:rPr>
-              <w:t>108</w:t>
-            </w:r>
-          </w:p>
-        </w:tc>
-        <w:tc>
-          <w:tcPr>
-            <w:tcW w:type="dxa" w:w="2108"/>
-            <w:shd w:val="clear" w:fill="F8FAFC"/>
-          </w:tcPr>
-          <w:p>
-            <w:pPr>
-              <w:jc w:val="right"/>
-            </w:pPr>
-            <w:r/>
-            <w:r>
-              <w:rPr>
-                <w:sz w:val="17"/>
-              </w:rPr>
-              <w:t>38 000</w:t>
-            </w:r>
-          </w:p>
-        </w:tc>
-        <w:tc>
-          <w:tcPr>
-            <w:tcW w:type="dxa" w:w="2108"/>
-            <w:shd w:val="clear" w:fill="F8FAFC"/>
-          </w:tcPr>
-          <w:p>
-            <w:pPr>
-              <w:jc w:val="right"/>
-            </w:pPr>
-            <w:r/>
-            <w:r>
-              <w:rPr>
-                <w:sz w:val="17"/>
-              </w:rPr>
-              <w:t>4 104 000</w:t>
-            </w:r>
-          </w:p>
-        </w:tc>
-      </w:tr>
-      <w:tr>
-        <w:tc>
-          <w:tcPr>
-            <w:tcW w:type="dxa" w:w="2108"/>
-          </w:tcPr>
-          <w:p>
-            <w:pPr>
-              <w:jc w:val="center"/>
-            </w:pPr>
-            <w:r/>
-            <w:r>
-              <w:rPr>
-                <w:sz w:val="17"/>
-              </w:rPr>
-              <w:t>3</w:t>
-            </w:r>
-          </w:p>
-        </w:tc>
-        <w:tc>
-          <w:tcPr>
-            <w:tcW w:type="dxa" w:w="2108"/>
-          </w:tcPr>
-          <w:p>
-            <w:r/>
-            <w:r>
-              <w:rPr>
-                <w:b/>
-                <w:sz w:val="17"/>
-              </w:rPr>
-              <w:t>Bleu de travail mécanicien avec logo OPVN (les deux complets bleus)</w:t>
-            </w:r>
-            <w:r>
-              <w:rPr>
-                <w:color w:val="344054"/>
-                <w:sz w:val="15"/>
-              </w:rPr>
-              <w:br/>
-              <w:t>Manœuvre + Mécaniciens</w:t>
-            </w:r>
-          </w:p>
-        </w:tc>
-        <w:tc>
-          <w:tcPr>
-            <w:tcW w:type="dxa" w:w="2108"/>
-          </w:tcPr>
-          <w:p>
-            <w:pPr>
-              <w:jc w:val="center"/>
-            </w:pPr>
-            <w:r/>
-            <w:r>
-              <w:rPr>
-                <w:sz w:val="17"/>
-              </w:rPr>
-              <w:t>24</w:t>
-            </w:r>
-          </w:p>
-        </w:tc>
-        <w:tc>
-          <w:tcPr>
-            <w:tcW w:type="dxa" w:w="2108"/>
-          </w:tcPr>
-          <w:p>
-            <w:pPr>
-              <w:jc w:val="right"/>
-            </w:pPr>
-            <w:r/>
-            <w:r>
-              <w:rPr>
-                <w:sz w:val="17"/>
-              </w:rPr>
-              <w:t>23 000</w:t>
-            </w:r>
-          </w:p>
-        </w:tc>
-        <w:tc>
-          <w:tcPr>
-            <w:tcW w:type="dxa" w:w="2108"/>
-          </w:tcPr>
-          <w:p>
-            <w:pPr>
-              <w:jc w:val="right"/>
-            </w:pPr>
-            <w:r/>
-            <w:r>
-              <w:rPr>
-                <w:sz w:val="17"/>
-              </w:rPr>
-              <w:t>552 000</w:t>
-            </w:r>
-          </w:p>
-        </w:tc>
-      </w:tr>
-      <w:tr>
-        <w:tc>
-          <w:tcPr>
-            <w:tcW w:type="dxa" w:w="2108"/>
-            <w:shd w:val="clear" w:fill="F8FAFC"/>
-          </w:tcPr>
-          <w:p>
-            <w:pPr>
-              <w:jc w:val="center"/>
-            </w:pPr>
-            <w:r/>
-            <w:r>
-              <w:rPr>
-                <w:sz w:val="17"/>
-              </w:rPr>
-              <w:t>4</w:t>
-            </w:r>
-          </w:p>
-        </w:tc>
-        <w:tc>
-          <w:tcPr>
-            <w:tcW w:type="dxa" w:w="2108"/>
-            <w:shd w:val="clear" w:fill="F8FAFC"/>
-          </w:tcPr>
-          <w:p>
-            <w:r/>
-            <w:r>
-              <w:rPr>
-                <w:b/>
-                <w:sz w:val="17"/>
-              </w:rPr>
-              <w:t>Jalabia kaki / Ensemble à poches avec logo OPVN</w:t>
-            </w:r>
-            <w:r>
-              <w:rPr>
-                <w:color w:val="344054"/>
-                <w:sz w:val="15"/>
-              </w:rPr>
-              <w:br/>
-              <w:t>Chauffeurs (jalabia kaki) + Chauffeurs et Graisseurs</w:t>
-            </w:r>
-          </w:p>
-        </w:tc>
-        <w:tc>
-          <w:tcPr>
-            <w:tcW w:type="dxa" w:w="2108"/>
-            <w:shd w:val="clear" w:fill="F8FAFC"/>
-          </w:tcPr>
-          <w:p>
-            <w:pPr>
-              <w:jc w:val="center"/>
-            </w:pPr>
-            <w:r/>
-            <w:r>
-              <w:rPr>
-                <w:sz w:val="17"/>
-              </w:rPr>
-              <w:t>80</w:t>
-            </w:r>
-          </w:p>
-        </w:tc>
-        <w:tc>
-          <w:tcPr>
-            <w:tcW w:type="dxa" w:w="2108"/>
-            <w:shd w:val="clear" w:fill="F8FAFC"/>
-          </w:tcPr>
-          <w:p>
-            <w:pPr>
-              <w:jc w:val="right"/>
-            </w:pPr>
-            <w:r/>
-            <w:r>
-              <w:rPr>
-                <w:sz w:val="17"/>
-              </w:rPr>
-              <w:t>30 000</w:t>
-            </w:r>
-          </w:p>
-        </w:tc>
-        <w:tc>
-          <w:tcPr>
-            <w:tcW w:type="dxa" w:w="2108"/>
-            <w:shd w:val="clear" w:fill="F8FAFC"/>
-          </w:tcPr>
-          <w:p>
-            <w:pPr>
-              <w:jc w:val="right"/>
-            </w:pPr>
-            <w:r/>
-            <w:r>
-              <w:rPr>
-                <w:sz w:val="17"/>
-              </w:rPr>
-              <w:t>2 400 000</w:t>
-            </w:r>
-          </w:p>
-        </w:tc>
-      </w:tr>
-    </w:tbl>
-    <w:p/>
-    <w:tbl>
-      <w:tblPr>
-        <w:tblStyle w:val="TableGrid"/>
-        <w:tblW w:type="auto" w:w="0"/>
-        <w:jc w:val="right"/>
-        <w:tblLook w:firstColumn="1" w:firstRow="1" w:lastColumn="0" w:lastRow="0" w:noHBand="0" w:noVBand="1" w:val="04A0"/>
-      </w:tblPr>
-      <w:tblGrid>
-        <w:gridCol w:w="5270"/>
-        <w:gridCol w:w="5270"/>
-      </w:tblGrid>
-      <w:tr>
-        <w:tc>
-          <w:tcPr>
-            <w:tcW w:type="dxa" w:w="5270"/>
-          </w:tcPr>
-          <w:p>
-            <w:pPr>
-              <w:jc w:val="right"/>
-            </w:pPr>
-            <w:r>
-              <w:t>Total HT (FCFA)</w:t>
-            </w:r>
-          </w:p>
-        </w:tc>
-        <w:tc>
-          <w:tcPr>
-            <w:tcW w:type="dxa" w:w="5270"/>
-          </w:tcPr>
-          <w:p>
-            <w:pPr>
-              <w:jc w:val="right"/>
-            </w:pPr>
-            <w:r>
-              <w:t>13 356 000</w:t>
-            </w:r>
-          </w:p>
-        </w:tc>
-      </w:tr>
-      <w:tr>
-        <w:tc>
-          <w:tcPr>
-            <w:tcW w:type="dxa" w:w="5270"/>
-          </w:tcPr>
-          <w:p>
-            <w:pPr>
-              <w:jc w:val="right"/>
-            </w:pPr>
-            <w:r>
-              <w:t>TVA</w:t>
-            </w:r>
-          </w:p>
-        </w:tc>
-        <w:tc>
-          <w:tcPr>
-            <w:tcW w:type="dxa" w:w="5270"/>
-          </w:tcPr>
-          <w:p>
-            <w:pPr>
-              <w:jc w:val="right"/>
-            </w:pPr>
-            <w:r>
-              <w:t>—</w:t>
-            </w:r>
-          </w:p>
-        </w:tc>
-      </w:tr>
-      <w:tr>
-        <w:tc>
-          <w:tcPr>
-            <w:tcW w:type="dxa" w:w="5270"/>
-            <w:shd w:val="clear" w:fill="E8F0FE"/>
-          </w:tcPr>
-          <w:p>
-            <w:pPr>
-              <w:jc w:val="right"/>
-            </w:pPr>
-            <w:r>
-              <w:rPr>
-                <w:b/>
-              </w:rPr>
-              <w:t>Total TTC / Net à payer (FCFA)</w:t>
-            </w:r>
-          </w:p>
-        </w:tc>
-        <w:tc>
-          <w:tcPr>
-            <w:tcW w:type="dxa" w:w="5270"/>
-            <w:shd w:val="clear" w:fill="E8F0FE"/>
-          </w:tcPr>
-          <w:p>
-            <w:pPr>
-              <w:jc w:val="right"/>
-            </w:pPr>
-            <w:r>
-              <w:rPr>
-                <w:b/>
-              </w:rPr>
-              <w:t>13 356 000</w:t>
+              <w:t>Délai de confection : à convenir</w:t>
             </w:r>
           </w:p>
         </w:tc>
@@ -732,58 +628,16 @@
     <w:p>
       <w:r>
         <w:rPr>
-          <w:sz w:val="17"/>
-        </w:rPr>
-        <w:t xml:space="preserve">Arrêté la présente facture proforma à la somme de : </w:t>
-      </w:r>
-      <w:r>
-        <w:rPr>
           <w:b/>
           <w:sz w:val="17"/>
         </w:rPr>
-        <w:t>Treize millions trois cent cinquante-six mille (13 356 000) francs CFA.</w:t>
-      </w:r>
-    </w:p>
-    <w:p>
-      <w:r>
-        <w:rPr>
-          <w:b/>
-          <w:sz w:val="18"/>
-        </w:rPr>
-        <w:t>Détail des répartitions :</w:t>
-      </w:r>
-    </w:p>
-    <w:p>
-      <w:pPr>
-        <w:pStyle w:val="ListBullet"/>
-      </w:pPr>
-      <w:r>
-        <w:t>• Planton : T-shirt vert + pantalon noir + casquette noire, + contre-veste marron (2ème complet).</w:t>
-        <w:br/>
-        <w:t>• Manœuvre : T-shirt vert + pantalon noir + casquette noire, + bleu comme mécaniciens.</w:t>
-        <w:br/>
-        <w:t>• Chauffeur : T-shirt orange + pantalon noir + casquette noire, + jalabia kaki / ensemble à poches (2ème complet).</w:t>
-        <w:br/>
-        <w:t>• Gardiens : T-shirt bleu marine + pantalon noir, + contre-veste marron (2ème complet).</w:t>
-        <w:br/>
-        <w:t>• Mécaniciens : bleu / bleu (les deux complets).</w:t>
-        <w:br/>
-        <w:t>• NB : Tous les articles avec le logo de l’OPVN.</w:t>
-      </w:r>
-    </w:p>
-    <w:p>
-      <w:r>
-        <w:rPr>
-          <w:b/>
-          <w:sz w:val="17"/>
-        </w:rPr>
-        <w:t xml:space="preserve">Conditions : </w:t>
+        <w:t xml:space="preserve">Note : </w:t>
       </w:r>
       <w:r>
         <w:rPr>
           <w:sz w:val="17"/>
         </w:rPr>
-        <w:t>Prix en FCFA. Validité de l’offre : 30 jours. Délai de confection à convenir. Paiement : à préciser (espèces / virement / chèque).</w:t>
+        <w:t>plantons, manœuvres, chauffeurs, gardiens, mécaniciens et graisseurs — tous les articles brodés avec le logo OPVN.</w:t>
       </w:r>
     </w:p>
     <w:p/>
@@ -794,64 +648,61 @@
         <w:tblLook w:firstColumn="1" w:firstRow="1" w:lastColumn="0" w:lastRow="0" w:noHBand="0" w:noVBand="1" w:val="04A0"/>
       </w:tblPr>
       <w:tblGrid>
-        <w:gridCol w:w="5270"/>
-        <w:gridCol w:w="5270"/>
+        <w:gridCol w:w="5213"/>
+        <w:gridCol w:w="5213"/>
       </w:tblGrid>
       <w:tr>
         <w:tc>
           <w:tcPr>
-            <w:tcW w:type="dxa" w:w="5270"/>
+            <w:tcW w:type="dxa" w:w="5213"/>
           </w:tcPr>
           <w:p>
             <w:pPr>
               <w:jc w:val="center"/>
             </w:pPr>
+            <w:r/>
             <w:r>
-              <w:t>Le Fournisseur</w:t>
+              <w:rPr>
+                <w:b w:val="0"/>
+                <w:i w:val="0"/>
+                <w:sz w:val="18"/>
+              </w:rPr>
+              <w:t>Signature Fournisseur (NTP)</w:t>
               <w:br/>
               <w:br/>
               <w:br/>
-              <w:t>Signature &amp; Cachet</w:t>
             </w:r>
           </w:p>
         </w:tc>
         <w:tc>
           <w:tcPr>
-            <w:tcW w:type="dxa" w:w="5270"/>
+            <w:tcW w:type="dxa" w:w="5213"/>
           </w:tcPr>
           <w:p>
             <w:pPr>
               <w:jc w:val="center"/>
             </w:pPr>
+            <w:r/>
             <w:r>
-              <w:t>Le Client — OPVN</w:t>
+              <w:rPr>
+                <w:b w:val="0"/>
+                <w:i w:val="0"/>
+                <w:sz w:val="18"/>
+              </w:rPr>
+              <w:t>Signature Client (OPVN)</w:t>
               <w:br/>
-              <w:t>Lu et approuvé, Bon pour accord</w:t>
+              <w:t>Lu et approuvé</w:t>
               <w:br/>
               <w:br/>
-              <w:br/>
-              <w:t>Signature &amp; Cachet</w:t>
             </w:r>
           </w:p>
         </w:tc>
       </w:tr>
     </w:tbl>
-    <w:p>
-      <w:pPr>
-        <w:jc w:val="center"/>
-      </w:pPr>
-      <w:r>
-        <w:rPr>
-          <w:color w:val="667085"/>
-          <w:sz w:val="15"/>
-        </w:rPr>
-        <w:t>Document établi à titre proforma — ne tient pas lieu de facture définitive. Merci de nous retourner un exemplaire signé.</w:t>
-      </w:r>
-    </w:p>
     <w:sectPr>
       <w:footerReference w:type="default" r:id="rId9"/>
       <w:pgSz w:w="12240" w:h="15840"/>
-      <w:pgMar w:top="680" w:right="850" w:bottom="680" w:left="850" w:header="720" w:footer="720" w:gutter="0"/>
+      <w:pgMar w:top="680" w:right="907" w:bottom="680" w:left="907" w:header="720" w:footer="720" w:gutter="0"/>
       <w:cols w:space="720"/>
       <w:docGrid w:linePitch="360"/>
     </w:sectPr>
@@ -868,10 +719,10 @@
     </w:pPr>
     <w:r>
       <w:rPr>
-        <w:color w:val="667085"/>
+        <w:color w:val="7A1C1C"/>
         <w:sz w:val="14"/>
       </w:rPr>
-      <w:t>Proforma N° PF-2026-0915-007 — 13 356 000 FCFA — OPVN — Tenues avec logo</w:t>
+      <w:t>Niger Textile Pro — PF-2026-0915-007 — 13 356 000 FCFA</w:t>
     </w:r>
   </w:p>
 </w:ftr>
@@ -1241,7 +1092,7 @@
     <w:qFormat/>
     <w:rsid w:val="00FC693F"/>
     <w:rPr>
-      <w:rFonts w:ascii="Calibri" w:hAnsi="Calibri"/>
+      <w:rFonts w:ascii="Georgia" w:hAnsi="Georgia"/>
       <w:sz w:val="18"/>
     </w:rPr>
   </w:style>
@@ -1773,9 +1624,6 @@
       </w:numPr>
       <w:contextualSpacing/>
     </w:pPr>
-    <w:rPr>
-      <w:sz w:val="17"/>
-    </w:rPr>
   </w:style>
   <w:style w:type="paragraph" w:styleId="ListBullet2">
     <w:name w:val="List Bullet 2"/>

--- a/Facture_Proforma_OPVN_Concurrent_B.docx
+++ b/Facture_Proforma_OPVN_Concurrent_B.docx
@@ -281,7 +281,7 @@
                 <w:i w:val="0"/>
                 <w:sz w:val="18"/>
               </w:rPr>
-              <w:t>31 500</w:t>
+              <w:t>32 000</w:t>
             </w:r>
           </w:p>
         </w:tc>
@@ -302,7 +302,7 @@
                 <w:color w:val="7A1C1C"/>
                 <w:sz w:val="18"/>
               </w:rPr>
-              <w:t>6 300 000</w:t>
+              <w:t>6 400 000</w:t>
             </w:r>
           </w:p>
         </w:tc>
@@ -366,7 +366,7 @@
                 <w:i w:val="0"/>
                 <w:sz w:val="18"/>
               </w:rPr>
-              <w:t>38 000</w:t>
+              <w:t>38 500</w:t>
             </w:r>
           </w:p>
         </w:tc>
@@ -386,7 +386,7 @@
                 <w:color w:val="7A1C1C"/>
                 <w:sz w:val="18"/>
               </w:rPr>
-              <w:t>4 104 000</w:t>
+              <w:t>4 158 000</w:t>
             </w:r>
           </w:p>
         </w:tc>
@@ -453,7 +453,7 @@
                 <w:i w:val="0"/>
                 <w:sz w:val="18"/>
               </w:rPr>
-              <w:t>23 000</w:t>
+              <w:t>24 500</w:t>
             </w:r>
           </w:p>
         </w:tc>
@@ -474,7 +474,7 @@
                 <w:color w:val="7A1C1C"/>
                 <w:sz w:val="18"/>
               </w:rPr>
-              <w:t>552 000</w:t>
+              <w:t>588 000</w:t>
             </w:r>
           </w:p>
         </w:tc>
@@ -538,7 +538,7 @@
                 <w:i w:val="0"/>
                 <w:sz w:val="18"/>
               </w:rPr>
-              <w:t>30 000</w:t>
+              <w:t>30 500</w:t>
             </w:r>
           </w:p>
         </w:tc>
@@ -558,7 +558,7 @@
                 <w:color w:val="7A1C1C"/>
                 <w:sz w:val="18"/>
               </w:rPr>
-              <w:t>2 400 000</w:t>
+              <w:t>2 440 000</w:t>
             </w:r>
           </w:p>
         </w:tc>
@@ -594,9 +594,9 @@
                 <w:color w:val="FFFFFF"/>
                 <w:sz w:val="18"/>
               </w:rPr>
-              <w:t>TOTAL NET À PAYER : 13 356 000 FCFA</w:t>
+              <w:t>TOTAL NET À PAYER : 13 586 000 FCFA</w:t>
               <w:br/>
-              <w:t>Treize millions trois cent cinquante-six mille francs CFA</w:t>
+              <w:t>Treize millions cinq cent quatre-vingt-six mille francs CFA</w:t>
             </w:r>
           </w:p>
         </w:tc>
@@ -722,7 +722,7 @@
         <w:color w:val="7A1C1C"/>
         <w:sz w:val="14"/>
       </w:rPr>
-      <w:t>Niger Textile Pro — PF-2026-0915-007 — 13 356 000 FCFA</w:t>
+      <w:t>Niger Textile Pro — PF-2026-0915-007 — 13 586 000 FCFA</w:t>
     </w:r>
   </w:p>
 </w:ftr>
